--- a/db/lab_07/3311_arshin_bajmuhamedov_pasechny_db_lab07.docx
+++ b/db/lab_07/3311_arshin_bajmuhamedov_pasechny_db_lab07.docx
@@ -779,7 +779,7 @@
           <w:rFonts w:ascii="Times New Roman" w:hAnsi="Times New Roman" w:cs="Times New Roman"/>
           <w:sz w:val="28"/>
           <w:szCs w:val="28"/>
-          <w:lang w:val="en-US"/>
+          <w:lang w:val="ru-RU"/>
         </w:rPr>
       </w:pPr>
       <w:r>
@@ -860,7 +860,7 @@
           <w:iCs/>
           <w:sz w:val="28"/>
           <w:szCs w:val="28"/>
-          <w:lang w:val="ru-RU"/>
+          <w:lang w:val="en-US"/>
         </w:rPr>
       </w:pPr>
       <w:r>
@@ -4099,7 +4099,7 @@
           <w:sz w:val="28"/>
           <w:szCs w:val="28"/>
           <w:highlight w:val="white"/>
-          <w:lang w:val="ru-RU" w:eastAsia="en-US"/>
+          <w:lang w:val="en-US" w:eastAsia="en-US"/>
           <w14:ligatures w14:val="standardContextual"/>
         </w:rPr>
       </w:pPr>
@@ -4110,7 +4110,7 @@
           <w:sz w:val="28"/>
           <w:szCs w:val="28"/>
           <w:highlight w:val="white"/>
-          <w:lang w:val="ru-RU" w:eastAsia="en-US"/>
+          <w:lang w:val="en-US" w:eastAsia="en-US"/>
           <w14:ligatures w14:val="standardContextual"/>
         </w:rPr>
         <w:t>INNER</w:t>
@@ -4122,7 +4122,7 @@
           <w:sz w:val="28"/>
           <w:szCs w:val="28"/>
           <w:highlight w:val="white"/>
-          <w:lang w:val="ru-RU" w:eastAsia="en-US"/>
+          <w:lang w:val="en-US" w:eastAsia="en-US"/>
           <w14:ligatures w14:val="standardContextual"/>
         </w:rPr>
         <w:t xml:space="preserve"> </w:t>
@@ -4134,7 +4134,7 @@
           <w:sz w:val="28"/>
           <w:szCs w:val="28"/>
           <w:highlight w:val="white"/>
-          <w:lang w:val="ru-RU" w:eastAsia="en-US"/>
+          <w:lang w:val="en-US" w:eastAsia="en-US"/>
           <w14:ligatures w14:val="standardContextual"/>
         </w:rPr>
         <w:t>JOIN</w:t>
@@ -4146,25 +4146,71 @@
           <w:sz w:val="28"/>
           <w:szCs w:val="28"/>
           <w:highlight w:val="white"/>
-          <w:lang w:val="ru-RU" w:eastAsia="en-US"/>
-          <w14:ligatures w14:val="standardContextual"/>
-        </w:rPr>
-        <w:t xml:space="preserve"> [</w:t>
-      </w:r>
-      <w:proofErr w:type="spellStart"/>
-      <w:r>
-        <w:rPr>
-          <w:rFonts w:ascii="Times New Roman" w:eastAsiaTheme="minorHAnsi" w:hAnsi="Times New Roman" w:cs="Times New Roman"/>
-          <w:color w:val="000000"/>
-          <w:sz w:val="28"/>
-          <w:szCs w:val="28"/>
-          <w:highlight w:val="white"/>
-          <w:lang w:val="ru-RU" w:eastAsia="en-US"/>
-          <w14:ligatures w14:val="standardContextual"/>
-        </w:rPr>
-        <w:t>Person</w:t>
-      </w:r>
-      <w:proofErr w:type="spellEnd"/>
+          <w:lang w:val="en-US" w:eastAsia="en-US"/>
+          <w14:ligatures w14:val="standardContextual"/>
+        </w:rPr>
+        <w:t xml:space="preserve"> [Person]</w:t>
+      </w:r>
+      <w:r>
+        <w:rPr>
+          <w:rFonts w:ascii="Times New Roman" w:eastAsiaTheme="minorHAnsi" w:hAnsi="Times New Roman" w:cs="Times New Roman"/>
+          <w:color w:val="808080"/>
+          <w:sz w:val="28"/>
+          <w:szCs w:val="28"/>
+          <w:highlight w:val="white"/>
+          <w:lang w:val="en-US" w:eastAsia="en-US"/>
+          <w14:ligatures w14:val="standardContextual"/>
+        </w:rPr>
+        <w:t>.</w:t>
+      </w:r>
+      <w:r>
+        <w:rPr>
+          <w:rFonts w:ascii="Times New Roman" w:eastAsiaTheme="minorHAnsi" w:hAnsi="Times New Roman" w:cs="Times New Roman"/>
+          <w:color w:val="000000"/>
+          <w:sz w:val="28"/>
+          <w:szCs w:val="28"/>
+          <w:highlight w:val="white"/>
+          <w:lang w:val="en-US" w:eastAsia="en-US"/>
+          <w14:ligatures w14:val="standardContextual"/>
+        </w:rPr>
+        <w:t>[CountryRegion] cr</w:t>
+      </w:r>
+    </w:p>
+    <w:p>
+      <w:pPr>
+        <w:spacing w:line="360" w:lineRule="auto"/>
+        <w:jc w:val="both"/>
+        <w:rPr>
+          <w:rFonts w:ascii="Times New Roman" w:hAnsi="Times New Roman" w:cs="Times New Roman"/>
+          <w:sz w:val="28"/>
+          <w:szCs w:val="28"/>
+          <w:lang w:val="en-US"/>
+        </w:rPr>
+      </w:pPr>
+      <w:r>
+        <w:rPr>
+          <w:rFonts w:ascii="Times New Roman" w:eastAsiaTheme="minorHAnsi" w:hAnsi="Times New Roman" w:cs="Times New Roman"/>
+          <w:color w:val="0000FF"/>
+          <w:sz w:val="28"/>
+          <w:szCs w:val="28"/>
+          <w:highlight w:val="white"/>
+          <w:lang w:val="en-US" w:eastAsia="en-US"/>
+          <w14:ligatures w14:val="standardContextual"/>
+        </w:rPr>
+        <w:t>ON</w:t>
+      </w:r>
+      <w:r>
+        <w:rPr>
+          <w:rFonts w:ascii="Times New Roman" w:eastAsiaTheme="minorHAnsi" w:hAnsi="Times New Roman" w:cs="Times New Roman"/>
+          <w:color w:val="000000"/>
+          <w:sz w:val="28"/>
+          <w:szCs w:val="28"/>
+          <w:highlight w:val="white"/>
+          <w:lang w:val="en-US" w:eastAsia="en-US"/>
+          <w14:ligatures w14:val="standardContextual"/>
+        </w:rPr>
+        <w:t xml:space="preserve"> </w:t>
+      </w:r>
       <w:proofErr w:type="gramStart"/>
       <w:r>
         <w:rPr>
@@ -4173,10 +4219,10 @@
           <w:sz w:val="28"/>
           <w:szCs w:val="28"/>
           <w:highlight w:val="white"/>
-          <w:lang w:val="ru-RU" w:eastAsia="en-US"/>
-          <w14:ligatures w14:val="standardContextual"/>
-        </w:rPr>
-        <w:t>]</w:t>
+          <w:lang w:val="en-US" w:eastAsia="en-US"/>
+          <w14:ligatures w14:val="standardContextual"/>
+        </w:rPr>
+        <w:t>cr</w:t>
       </w:r>
       <w:r>
         <w:rPr>
@@ -4185,7 +4231,7 @@
           <w:sz w:val="28"/>
           <w:szCs w:val="28"/>
           <w:highlight w:val="white"/>
-          <w:lang w:val="ru-RU" w:eastAsia="en-US"/>
+          <w:lang w:val="en-US" w:eastAsia="en-US"/>
           <w14:ligatures w14:val="standardContextual"/>
         </w:rPr>
         <w:t>.</w:t>
@@ -4197,7 +4243,7 @@
           <w:sz w:val="28"/>
           <w:szCs w:val="28"/>
           <w:highlight w:val="white"/>
-          <w:lang w:val="ru-RU" w:eastAsia="en-US"/>
+          <w:lang w:val="en-US" w:eastAsia="en-US"/>
           <w14:ligatures w14:val="standardContextual"/>
         </w:rPr>
         <w:t>[</w:t>
@@ -4211,10 +4257,10 @@
           <w:sz w:val="28"/>
           <w:szCs w:val="28"/>
           <w:highlight w:val="white"/>
-          <w:lang w:val="ru-RU" w:eastAsia="en-US"/>
-          <w14:ligatures w14:val="standardContextual"/>
-        </w:rPr>
-        <w:t>CountryRegion</w:t>
+          <w:lang w:val="en-US" w:eastAsia="en-US"/>
+          <w14:ligatures w14:val="standardContextual"/>
+        </w:rPr>
+        <w:t>CountryRegionCode</w:t>
       </w:r>
       <w:proofErr w:type="spellEnd"/>
       <w:r>
@@ -4224,48 +4270,22 @@
           <w:sz w:val="28"/>
           <w:szCs w:val="28"/>
           <w:highlight w:val="white"/>
-          <w:lang w:val="ru-RU" w:eastAsia="en-US"/>
+          <w:lang w:val="en-US" w:eastAsia="en-US"/>
           <w14:ligatures w14:val="standardContextual"/>
         </w:rPr>
         <w:t xml:space="preserve">] </w:t>
       </w:r>
-      <w:proofErr w:type="spellStart"/>
-      <w:r>
-        <w:rPr>
-          <w:rFonts w:ascii="Times New Roman" w:eastAsiaTheme="minorHAnsi" w:hAnsi="Times New Roman" w:cs="Times New Roman"/>
-          <w:color w:val="000000"/>
-          <w:sz w:val="28"/>
-          <w:szCs w:val="28"/>
-          <w:highlight w:val="white"/>
-          <w:lang w:val="ru-RU" w:eastAsia="en-US"/>
-          <w14:ligatures w14:val="standardContextual"/>
-        </w:rPr>
-        <w:t>cr</w:t>
-      </w:r>
-      <w:proofErr w:type="spellEnd"/>
-    </w:p>
-    <w:p>
-      <w:pPr>
-        <w:spacing w:line="360" w:lineRule="auto"/>
-        <w:jc w:val="both"/>
-        <w:rPr>
-          <w:rFonts w:ascii="Times New Roman" w:hAnsi="Times New Roman" w:cs="Times New Roman"/>
-          <w:sz w:val="28"/>
-          <w:szCs w:val="28"/>
-          <w:lang w:val="en-US"/>
-        </w:rPr>
-      </w:pPr>
-      <w:r>
-        <w:rPr>
-          <w:rFonts w:ascii="Times New Roman" w:eastAsiaTheme="minorHAnsi" w:hAnsi="Times New Roman" w:cs="Times New Roman"/>
-          <w:color w:val="0000FF"/>
-          <w:sz w:val="28"/>
-          <w:szCs w:val="28"/>
-          <w:highlight w:val="white"/>
-          <w:lang w:val="en-US" w:eastAsia="en-US"/>
-          <w14:ligatures w14:val="standardContextual"/>
-        </w:rPr>
-        <w:t>ON</w:t>
+      <w:r>
+        <w:rPr>
+          <w:rFonts w:ascii="Times New Roman" w:eastAsiaTheme="minorHAnsi" w:hAnsi="Times New Roman" w:cs="Times New Roman"/>
+          <w:color w:val="808080"/>
+          <w:sz w:val="28"/>
+          <w:szCs w:val="28"/>
+          <w:highlight w:val="white"/>
+          <w:lang w:val="en-US" w:eastAsia="en-US"/>
+          <w14:ligatures w14:val="standardContextual"/>
+        </w:rPr>
+        <w:t>=</w:t>
       </w:r>
       <w:r>
         <w:rPr>
@@ -4290,7 +4310,7 @@
           <w:lang w:val="en-US" w:eastAsia="en-US"/>
           <w14:ligatures w14:val="standardContextual"/>
         </w:rPr>
-        <w:t>cr</w:t>
+        <w:t>sp</w:t>
       </w:r>
       <w:r>
         <w:rPr>
@@ -4341,94 +4361,6 @@
           <w:lang w:val="en-US" w:eastAsia="en-US"/>
           <w14:ligatures w14:val="standardContextual"/>
         </w:rPr>
-        <w:t xml:space="preserve">] </w:t>
-      </w:r>
-      <w:r>
-        <w:rPr>
-          <w:rFonts w:ascii="Times New Roman" w:eastAsiaTheme="minorHAnsi" w:hAnsi="Times New Roman" w:cs="Times New Roman"/>
-          <w:color w:val="808080"/>
-          <w:sz w:val="28"/>
-          <w:szCs w:val="28"/>
-          <w:highlight w:val="white"/>
-          <w:lang w:val="en-US" w:eastAsia="en-US"/>
-          <w14:ligatures w14:val="standardContextual"/>
-        </w:rPr>
-        <w:t>=</w:t>
-      </w:r>
-      <w:r>
-        <w:rPr>
-          <w:rFonts w:ascii="Times New Roman" w:eastAsiaTheme="minorHAnsi" w:hAnsi="Times New Roman" w:cs="Times New Roman"/>
-          <w:color w:val="000000"/>
-          <w:sz w:val="28"/>
-          <w:szCs w:val="28"/>
-          <w:highlight w:val="white"/>
-          <w:lang w:val="en-US" w:eastAsia="en-US"/>
-          <w14:ligatures w14:val="standardContextual"/>
-        </w:rPr>
-        <w:t xml:space="preserve"> </w:t>
-      </w:r>
-      <w:proofErr w:type="gramStart"/>
-      <w:r>
-        <w:rPr>
-          <w:rFonts w:ascii="Times New Roman" w:eastAsiaTheme="minorHAnsi" w:hAnsi="Times New Roman" w:cs="Times New Roman"/>
-          <w:color w:val="000000"/>
-          <w:sz w:val="28"/>
-          <w:szCs w:val="28"/>
-          <w:highlight w:val="white"/>
-          <w:lang w:val="en-US" w:eastAsia="en-US"/>
-          <w14:ligatures w14:val="standardContextual"/>
-        </w:rPr>
-        <w:t>sp</w:t>
-      </w:r>
-      <w:r>
-        <w:rPr>
-          <w:rFonts w:ascii="Times New Roman" w:eastAsiaTheme="minorHAnsi" w:hAnsi="Times New Roman" w:cs="Times New Roman"/>
-          <w:color w:val="808080"/>
-          <w:sz w:val="28"/>
-          <w:szCs w:val="28"/>
-          <w:highlight w:val="white"/>
-          <w:lang w:val="en-US" w:eastAsia="en-US"/>
-          <w14:ligatures w14:val="standardContextual"/>
-        </w:rPr>
-        <w:t>.</w:t>
-      </w:r>
-      <w:r>
-        <w:rPr>
-          <w:rFonts w:ascii="Times New Roman" w:eastAsiaTheme="minorHAnsi" w:hAnsi="Times New Roman" w:cs="Times New Roman"/>
-          <w:color w:val="000000"/>
-          <w:sz w:val="28"/>
-          <w:szCs w:val="28"/>
-          <w:highlight w:val="white"/>
-          <w:lang w:val="en-US" w:eastAsia="en-US"/>
-          <w14:ligatures w14:val="standardContextual"/>
-        </w:rPr>
-        <w:t>[</w:t>
-      </w:r>
-      <w:proofErr w:type="spellStart"/>
-      <w:proofErr w:type="gramEnd"/>
-      <w:r>
-        <w:rPr>
-          <w:rFonts w:ascii="Times New Roman" w:eastAsiaTheme="minorHAnsi" w:hAnsi="Times New Roman" w:cs="Times New Roman"/>
-          <w:color w:val="000000"/>
-          <w:sz w:val="28"/>
-          <w:szCs w:val="28"/>
-          <w:highlight w:val="white"/>
-          <w:lang w:val="en-US" w:eastAsia="en-US"/>
-          <w14:ligatures w14:val="standardContextual"/>
-        </w:rPr>
-        <w:t>CountryRegionCode</w:t>
-      </w:r>
-      <w:proofErr w:type="spellEnd"/>
-      <w:r>
-        <w:rPr>
-          <w:rFonts w:ascii="Times New Roman" w:eastAsiaTheme="minorHAnsi" w:hAnsi="Times New Roman" w:cs="Times New Roman"/>
-          <w:color w:val="000000"/>
-          <w:sz w:val="28"/>
-          <w:szCs w:val="28"/>
-          <w:highlight w:val="white"/>
-          <w:lang w:val="en-US" w:eastAsia="en-US"/>
-          <w14:ligatures w14:val="standardContextual"/>
-        </w:rPr>
         <w:t>]</w:t>
       </w:r>
     </w:p>
@@ -4465,16 +4397,16 @@
           <w:rFonts w:ascii="Times New Roman" w:hAnsi="Times New Roman" w:cs="Times New Roman"/>
           <w:sz w:val="28"/>
           <w:szCs w:val="28"/>
-          <w:lang w:val="en-US"/>
-        </w:rPr>
-      </w:pPr>
-      <w:r>
-        <w:rPr>
-          <w:rFonts w:ascii="Times New Roman" w:hAnsi="Times New Roman" w:cs="Times New Roman"/>
-          <w:sz w:val="28"/>
-          <w:szCs w:val="28"/>
           <w:lang w:val="ru-RU"/>
         </w:rPr>
+      </w:pPr>
+      <w:r>
+        <w:rPr>
+          <w:rFonts w:ascii="Times New Roman" w:hAnsi="Times New Roman" w:cs="Times New Roman"/>
+          <w:sz w:val="28"/>
+          <w:szCs w:val="28"/>
+          <w:lang w:val="ru-RU"/>
+        </w:rPr>
         <w:t>Выполнение команд успешно завершено.</w:t>
       </w:r>
     </w:p>
@@ -4486,59 +4418,46 @@
           <w:rFonts w:ascii="Times New Roman" w:hAnsi="Times New Roman" w:cs="Times New Roman"/>
           <w:sz w:val="28"/>
           <w:szCs w:val="28"/>
-          <w:lang w:val="en-US"/>
-        </w:rPr>
-      </w:pPr>
-      <w:proofErr w:type="spellStart"/>
-      <w:r>
-        <w:rPr>
-          <w:rFonts w:ascii="Times New Roman" w:hAnsi="Times New Roman" w:cs="Times New Roman"/>
-          <w:sz w:val="28"/>
-          <w:szCs w:val="28"/>
-          <w:lang w:val="en-US"/>
-        </w:rPr>
-        <w:t>Время</w:t>
-      </w:r>
-      <w:proofErr w:type="spellEnd"/>
-      <w:r>
-        <w:rPr>
-          <w:rFonts w:ascii="Times New Roman" w:hAnsi="Times New Roman" w:cs="Times New Roman"/>
-          <w:sz w:val="28"/>
-          <w:szCs w:val="28"/>
-          <w:lang w:val="en-US"/>
-        </w:rPr>
-        <w:t xml:space="preserve"> </w:t>
-      </w:r>
-      <w:proofErr w:type="spellStart"/>
-      <w:r>
-        <w:rPr>
-          <w:rFonts w:ascii="Times New Roman" w:hAnsi="Times New Roman" w:cs="Times New Roman"/>
-          <w:sz w:val="28"/>
-          <w:szCs w:val="28"/>
-          <w:lang w:val="en-US"/>
-        </w:rPr>
-        <w:t>выполнения</w:t>
-      </w:r>
-      <w:proofErr w:type="spellEnd"/>
-      <w:r>
-        <w:rPr>
-          <w:rFonts w:ascii="Times New Roman" w:hAnsi="Times New Roman" w:cs="Times New Roman"/>
-          <w:sz w:val="28"/>
-          <w:szCs w:val="28"/>
-          <w:lang w:val="en-US"/>
-        </w:rPr>
-        <w:t>: 2025-10-18T01:22:07.4155813+03:00</w:t>
-      </w:r>
-    </w:p>
-    <w:p>
-      <w:pPr>
-        <w:spacing w:line="360" w:lineRule="auto"/>
-        <w:jc w:val="both"/>
-        <w:rPr>
-          <w:rFonts w:ascii="Times New Roman" w:hAnsi="Times New Roman" w:cs="Times New Roman"/>
-          <w:sz w:val="28"/>
-          <w:szCs w:val="28"/>
-          <w:lang w:val="en-US"/>
+          <w:lang w:val="ru-RU"/>
+        </w:rPr>
+      </w:pPr>
+      <w:r>
+        <w:rPr>
+          <w:rFonts w:ascii="Times New Roman" w:hAnsi="Times New Roman" w:cs="Times New Roman"/>
+          <w:sz w:val="28"/>
+          <w:szCs w:val="28"/>
+          <w:lang w:val="ru-RU"/>
+        </w:rPr>
+        <w:t>Время выполнения: 2025-10-18</w:t>
+      </w:r>
+      <w:r>
+        <w:rPr>
+          <w:rFonts w:ascii="Times New Roman" w:hAnsi="Times New Roman" w:cs="Times New Roman"/>
+          <w:sz w:val="28"/>
+          <w:szCs w:val="28"/>
+          <w:lang w:val="en-US"/>
+        </w:rPr>
+        <w:t>T</w:t>
+      </w:r>
+      <w:r>
+        <w:rPr>
+          <w:rFonts w:ascii="Times New Roman" w:hAnsi="Times New Roman" w:cs="Times New Roman"/>
+          <w:sz w:val="28"/>
+          <w:szCs w:val="28"/>
+          <w:lang w:val="ru-RU"/>
+        </w:rPr>
+        <w:t>01:22:07.4155813+03:00</w:t>
+      </w:r>
+    </w:p>
+    <w:p>
+      <w:pPr>
+        <w:spacing w:line="360" w:lineRule="auto"/>
+        <w:jc w:val="both"/>
+        <w:rPr>
+          <w:rFonts w:ascii="Times New Roman" w:hAnsi="Times New Roman" w:cs="Times New Roman"/>
+          <w:sz w:val="28"/>
+          <w:szCs w:val="28"/>
+          <w:lang w:val="ru-RU"/>
         </w:rPr>
       </w:pPr>
     </w:p>
@@ -4573,7 +4492,7 @@
           <w:iCs/>
           <w:sz w:val="28"/>
           <w:szCs w:val="28"/>
-          <w:lang w:val="ru-RU"/>
+          <w:lang w:val="en-US"/>
         </w:rPr>
       </w:pPr>
       <w:r>
@@ -5345,6 +5264,7 @@
       <w:r>
         <w:rPr>
           <w:rFonts w:ascii="Times New Roman" w:hAnsi="Times New Roman" w:cs="Times New Roman"/>
+          <w:noProof/>
           <w:sz w:val="28"/>
           <w:szCs w:val="28"/>
           <w:lang w:val="en-US"/>
@@ -5394,16 +5314,16 @@
           <w:rFonts w:ascii="Times New Roman" w:hAnsi="Times New Roman" w:cs="Times New Roman"/>
           <w:sz w:val="28"/>
           <w:szCs w:val="28"/>
-          <w:lang w:val="en-US"/>
-        </w:rPr>
-      </w:pPr>
-      <w:r>
-        <w:rPr>
-          <w:rFonts w:ascii="Times New Roman" w:hAnsi="Times New Roman" w:cs="Times New Roman"/>
-          <w:sz w:val="28"/>
-          <w:szCs w:val="28"/>
           <w:lang w:val="ru-RU"/>
         </w:rPr>
+      </w:pPr>
+      <w:r>
+        <w:rPr>
+          <w:rFonts w:ascii="Times New Roman" w:hAnsi="Times New Roman" w:cs="Times New Roman"/>
+          <w:sz w:val="28"/>
+          <w:szCs w:val="28"/>
+          <w:lang w:val="ru-RU"/>
+        </w:rPr>
         <w:t>(Затронуто строк: 290)</w:t>
       </w:r>
     </w:p>
@@ -5454,7 +5374,7 @@
           <w:rFonts w:ascii="Times New Roman" w:hAnsi="Times New Roman" w:cs="Times New Roman"/>
           <w:sz w:val="28"/>
           <w:szCs w:val="28"/>
-          <w:lang w:val="en-US"/>
+          <w:lang w:val="ru-RU"/>
         </w:rPr>
       </w:pPr>
     </w:p>
@@ -5543,7 +5463,7 @@
           <w:sz w:val="28"/>
           <w:szCs w:val="28"/>
           <w:highlight w:val="white"/>
-          <w:lang w:val="en-US" w:eastAsia="en-US"/>
+          <w:lang w:val="ru-RU" w:eastAsia="en-US"/>
           <w14:ligatures w14:val="standardContextual"/>
         </w:rPr>
       </w:pPr>
@@ -5566,7 +5486,7 @@
           <w:sz w:val="28"/>
           <w:szCs w:val="28"/>
           <w:highlight w:val="white"/>
-          <w:lang w:val="en-US" w:eastAsia="en-US"/>
+          <w:lang w:val="ru-RU" w:eastAsia="en-US"/>
           <w14:ligatures w14:val="standardContextual"/>
         </w:rPr>
         <w:t xml:space="preserve"> </w:t>
@@ -6031,7 +5951,7 @@
           <w:rFonts w:ascii="Times New Roman" w:hAnsi="Times New Roman" w:cs="Times New Roman"/>
           <w:sz w:val="28"/>
           <w:szCs w:val="28"/>
-          <w:lang w:val="en-US"/>
+          <w:lang w:val="ru-RU"/>
         </w:rPr>
       </w:pPr>
       <w:r>
@@ -6176,7 +6096,7 @@
           <w:iCs/>
           <w:sz w:val="28"/>
           <w:szCs w:val="28"/>
-          <w:lang w:val="ru-RU"/>
+          <w:lang w:val="en-US"/>
         </w:rPr>
       </w:pPr>
       <w:r>
@@ -6199,92 +6119,64 @@
           <w:rFonts w:ascii="Times New Roman" w:hAnsi="Times New Roman" w:cs="Times New Roman"/>
           <w:sz w:val="28"/>
           <w:szCs w:val="28"/>
+          <w:lang w:val="en-US"/>
+        </w:rPr>
+      </w:pPr>
+      <w:r>
+        <w:rPr>
+          <w:rFonts w:ascii="Times New Roman" w:eastAsiaTheme="minorHAnsi" w:hAnsi="Times New Roman" w:cs="Times New Roman"/>
+          <w:color w:val="800000"/>
+          <w:sz w:val="28"/>
+          <w:szCs w:val="28"/>
+          <w:highlight w:val="white"/>
+          <w:lang w:val="en-US" w:eastAsia="en-US"/>
+          <w14:ligatures w14:val="standardContextual"/>
+        </w:rPr>
+        <w:t>sp_depends</w:t>
+      </w:r>
+      <w:r>
+        <w:rPr>
+          <w:rFonts w:ascii="Times New Roman" w:eastAsiaTheme="minorHAnsi" w:hAnsi="Times New Roman" w:cs="Times New Roman"/>
+          <w:color w:val="000000"/>
+          <w:sz w:val="28"/>
+          <w:szCs w:val="28"/>
+          <w:highlight w:val="white"/>
+          <w:lang w:val="en-US" w:eastAsia="en-US"/>
+          <w14:ligatures w14:val="standardContextual"/>
+        </w:rPr>
+        <w:t xml:space="preserve"> </w:t>
+      </w:r>
+      <w:r>
+        <w:rPr>
+          <w:rFonts w:ascii="Times New Roman" w:eastAsiaTheme="minorHAnsi" w:hAnsi="Times New Roman" w:cs="Times New Roman"/>
+          <w:color w:val="FF0000"/>
+          <w:sz w:val="28"/>
+          <w:szCs w:val="28"/>
+          <w:highlight w:val="white"/>
+          <w:lang w:val="en-US" w:eastAsia="en-US"/>
+          <w14:ligatures w14:val="standardContextual"/>
+        </w:rPr>
+        <w:t>'HumanResources.vEmployeeDetails'</w:t>
+      </w:r>
+    </w:p>
+    <w:p>
+      <w:pPr>
+        <w:spacing w:line="360" w:lineRule="auto"/>
+        <w:jc w:val="both"/>
+        <w:rPr>
+          <w:rFonts w:ascii="Times New Roman" w:hAnsi="Times New Roman" w:cs="Times New Roman"/>
+          <w:sz w:val="28"/>
+          <w:szCs w:val="28"/>
+          <w:lang w:val="en-US"/>
+        </w:rPr>
+      </w:pPr>
+      <w:r>
+        <w:rPr>
+          <w:rFonts w:ascii="Times New Roman" w:hAnsi="Times New Roman" w:cs="Times New Roman"/>
+          <w:sz w:val="28"/>
+          <w:szCs w:val="28"/>
           <w:lang w:val="ru-RU"/>
         </w:rPr>
-      </w:pPr>
-      <w:proofErr w:type="spellStart"/>
-      <w:r>
-        <w:rPr>
-          <w:rFonts w:ascii="Times New Roman" w:eastAsiaTheme="minorHAnsi" w:hAnsi="Times New Roman" w:cs="Times New Roman"/>
-          <w:color w:val="800000"/>
-          <w:sz w:val="28"/>
-          <w:szCs w:val="28"/>
-          <w:highlight w:val="white"/>
-          <w:lang w:val="ru-RU" w:eastAsia="en-US"/>
-          <w14:ligatures w14:val="standardContextual"/>
-        </w:rPr>
-        <w:t>sp_depends</w:t>
-      </w:r>
-      <w:proofErr w:type="spellEnd"/>
-      <w:r>
-        <w:rPr>
-          <w:rFonts w:ascii="Times New Roman" w:eastAsiaTheme="minorHAnsi" w:hAnsi="Times New Roman" w:cs="Times New Roman"/>
-          <w:color w:val="000000"/>
-          <w:sz w:val="28"/>
-          <w:szCs w:val="28"/>
-          <w:highlight w:val="white"/>
-          <w:lang w:val="ru-RU" w:eastAsia="en-US"/>
-          <w14:ligatures w14:val="standardContextual"/>
-        </w:rPr>
-        <w:t xml:space="preserve"> </w:t>
-      </w:r>
-      <w:r>
-        <w:rPr>
-          <w:rFonts w:ascii="Times New Roman" w:eastAsiaTheme="minorHAnsi" w:hAnsi="Times New Roman" w:cs="Times New Roman"/>
-          <w:color w:val="FF0000"/>
-          <w:sz w:val="28"/>
-          <w:szCs w:val="28"/>
-          <w:highlight w:val="white"/>
-          <w:lang w:val="ru-RU" w:eastAsia="en-US"/>
-          <w14:ligatures w14:val="standardContextual"/>
-        </w:rPr>
-        <w:t>'</w:t>
-      </w:r>
-      <w:proofErr w:type="spellStart"/>
-      <w:r>
-        <w:rPr>
-          <w:rFonts w:ascii="Times New Roman" w:eastAsiaTheme="minorHAnsi" w:hAnsi="Times New Roman" w:cs="Times New Roman"/>
-          <w:color w:val="FF0000"/>
-          <w:sz w:val="28"/>
-          <w:szCs w:val="28"/>
-          <w:highlight w:val="white"/>
-          <w:lang w:val="ru-RU" w:eastAsia="en-US"/>
-          <w14:ligatures w14:val="standardContextual"/>
-        </w:rPr>
-        <w:t>HumanResources.vEmployeeDetails</w:t>
-      </w:r>
-      <w:proofErr w:type="spellEnd"/>
-      <w:r>
-        <w:rPr>
-          <w:rFonts w:ascii="Times New Roman" w:eastAsiaTheme="minorHAnsi" w:hAnsi="Times New Roman" w:cs="Times New Roman"/>
-          <w:color w:val="FF0000"/>
-          <w:sz w:val="28"/>
-          <w:szCs w:val="28"/>
-          <w:highlight w:val="white"/>
-          <w:lang w:val="ru-RU" w:eastAsia="en-US"/>
-          <w14:ligatures w14:val="standardContextual"/>
-        </w:rPr>
-        <w:t>'</w:t>
-      </w:r>
-    </w:p>
-    <w:p>
-      <w:pPr>
-        <w:spacing w:line="360" w:lineRule="auto"/>
-        <w:jc w:val="both"/>
-        <w:rPr>
-          <w:rFonts w:ascii="Times New Roman" w:hAnsi="Times New Roman" w:cs="Times New Roman"/>
-          <w:sz w:val="28"/>
-          <w:szCs w:val="28"/>
-          <w:lang w:val="en-US"/>
-        </w:rPr>
-      </w:pPr>
-      <w:r>
-        <w:rPr>
-          <w:rFonts w:ascii="Times New Roman" w:hAnsi="Times New Roman" w:cs="Times New Roman"/>
-          <w:sz w:val="28"/>
-          <w:szCs w:val="28"/>
-          <w:lang w:val="ru-RU"/>
-        </w:rPr>
         <w:t>Результат</w:t>
       </w:r>
     </w:p>
@@ -6334,14 +6226,6 @@
           <w:lang w:val="en-US"/>
         </w:rPr>
         <w:tab/>
-      </w:r>
-      <w:r>
-        <w:rPr>
-          <w:rFonts w:ascii="Times New Roman" w:hAnsi="Times New Roman" w:cs="Times New Roman"/>
-          <w:sz w:val="28"/>
-          <w:szCs w:val="28"/>
-          <w:lang w:val="en-US"/>
-        </w:rPr>
         <w:t>type</w:t>
       </w:r>
       <w:r>
@@ -6361,14 +6245,6 @@
           <w:lang w:val="en-US"/>
         </w:rPr>
         <w:tab/>
-      </w:r>
-      <w:r>
-        <w:rPr>
-          <w:rFonts w:ascii="Times New Roman" w:hAnsi="Times New Roman" w:cs="Times New Roman"/>
-          <w:sz w:val="28"/>
-          <w:szCs w:val="28"/>
-          <w:lang w:val="en-US"/>
-        </w:rPr>
         <w:t>updated</w:t>
       </w:r>
       <w:r>
@@ -6448,7 +6324,7 @@
           <w:rFonts w:ascii="Times New Roman" w:hAnsi="Times New Roman" w:cs="Times New Roman"/>
           <w:sz w:val="28"/>
           <w:szCs w:val="28"/>
-          <w:lang w:val="ru-RU"/>
+          <w:lang w:val="en-US"/>
         </w:rPr>
         <w:tab/>
       </w:r>
@@ -6475,7 +6351,7 @@
           <w:rFonts w:ascii="Times New Roman" w:hAnsi="Times New Roman" w:cs="Times New Roman"/>
           <w:sz w:val="28"/>
           <w:szCs w:val="28"/>
-          <w:lang w:val="ru-RU"/>
+          <w:lang w:val="en-US"/>
         </w:rPr>
         <w:tab/>
       </w:r>
@@ -6545,7 +6421,7 @@
           <w:rFonts w:ascii="Times New Roman" w:hAnsi="Times New Roman" w:cs="Times New Roman"/>
           <w:sz w:val="28"/>
           <w:szCs w:val="28"/>
-          <w:lang w:val="ru-RU"/>
+          <w:lang w:val="en-US"/>
         </w:rPr>
         <w:tab/>
       </w:r>
@@ -6572,7 +6448,7 @@
           <w:rFonts w:ascii="Times New Roman" w:hAnsi="Times New Roman" w:cs="Times New Roman"/>
           <w:sz w:val="28"/>
           <w:szCs w:val="28"/>
-          <w:lang w:val="ru-RU"/>
+          <w:lang w:val="en-US"/>
         </w:rPr>
         <w:tab/>
       </w:r>
@@ -6644,7 +6520,7 @@
           <w:rFonts w:ascii="Times New Roman" w:hAnsi="Times New Roman" w:cs="Times New Roman"/>
           <w:sz w:val="28"/>
           <w:szCs w:val="28"/>
-          <w:lang w:val="ru-RU"/>
+          <w:lang w:val="en-US"/>
         </w:rPr>
         <w:tab/>
       </w:r>
@@ -6671,7 +6547,7 @@
           <w:rFonts w:ascii="Times New Roman" w:hAnsi="Times New Roman" w:cs="Times New Roman"/>
           <w:sz w:val="28"/>
           <w:szCs w:val="28"/>
-          <w:lang w:val="ru-RU"/>
+          <w:lang w:val="en-US"/>
         </w:rPr>
         <w:tab/>
       </w:r>
@@ -6741,7 +6617,7 @@
           <w:rFonts w:ascii="Times New Roman" w:hAnsi="Times New Roman" w:cs="Times New Roman"/>
           <w:sz w:val="28"/>
           <w:szCs w:val="28"/>
-          <w:lang w:val="ru-RU"/>
+          <w:lang w:val="en-US"/>
         </w:rPr>
         <w:tab/>
       </w:r>
@@ -6768,7 +6644,7 @@
           <w:rFonts w:ascii="Times New Roman" w:hAnsi="Times New Roman" w:cs="Times New Roman"/>
           <w:sz w:val="28"/>
           <w:szCs w:val="28"/>
-          <w:lang w:val="ru-RU"/>
+          <w:lang w:val="en-US"/>
         </w:rPr>
         <w:tab/>
       </w:r>
@@ -6790,7 +6666,7 @@
           <w:rFonts w:ascii="Times New Roman" w:hAnsi="Times New Roman" w:cs="Times New Roman"/>
           <w:sz w:val="28"/>
           <w:szCs w:val="28"/>
-          <w:lang w:val="ru-RU"/>
+          <w:lang w:val="en-US"/>
         </w:rPr>
       </w:pPr>
       <w:proofErr w:type="spellStart"/>
@@ -6838,7 +6714,7 @@
           <w:rFonts w:ascii="Times New Roman" w:hAnsi="Times New Roman" w:cs="Times New Roman"/>
           <w:sz w:val="28"/>
           <w:szCs w:val="28"/>
-          <w:lang w:val="ru-RU"/>
+          <w:lang w:val="en-US"/>
         </w:rPr>
         <w:tab/>
       </w:r>
@@ -6865,7 +6741,7 @@
           <w:rFonts w:ascii="Times New Roman" w:hAnsi="Times New Roman" w:cs="Times New Roman"/>
           <w:sz w:val="28"/>
           <w:szCs w:val="28"/>
-          <w:lang w:val="ru-RU"/>
+          <w:lang w:val="en-US"/>
         </w:rPr>
         <w:tab/>
       </w:r>
@@ -6887,15 +6763,15 @@
           <w:rFonts w:ascii="Times New Roman" w:hAnsi="Times New Roman" w:cs="Times New Roman"/>
           <w:sz w:val="28"/>
           <w:szCs w:val="28"/>
-          <w:lang w:val="ru-RU"/>
-        </w:rPr>
-      </w:pPr>
-      <w:r>
-        <w:rPr>
-          <w:rFonts w:ascii="Times New Roman" w:hAnsi="Times New Roman" w:cs="Times New Roman"/>
-          <w:sz w:val="28"/>
-          <w:szCs w:val="28"/>
-          <w:lang w:val="ru-RU"/>
+          <w:lang w:val="en-US"/>
+        </w:rPr>
+      </w:pPr>
+      <w:r>
+        <w:rPr>
+          <w:rFonts w:ascii="Times New Roman" w:hAnsi="Times New Roman" w:cs="Times New Roman"/>
+          <w:sz w:val="28"/>
+          <w:szCs w:val="28"/>
+          <w:lang w:val="en-US"/>
         </w:rPr>
         <w:t>…</w:t>
       </w:r>
@@ -6904,7 +6780,7 @@
           <w:rFonts w:ascii="Times New Roman" w:hAnsi="Times New Roman" w:cs="Times New Roman"/>
           <w:sz w:val="28"/>
           <w:szCs w:val="28"/>
-          <w:lang w:val="ru-RU"/>
+          <w:lang w:val="en-US"/>
         </w:rPr>
         <w:tab/>
       </w:r>
@@ -6913,7 +6789,7 @@
           <w:rFonts w:ascii="Times New Roman" w:hAnsi="Times New Roman" w:cs="Times New Roman"/>
           <w:sz w:val="28"/>
           <w:szCs w:val="28"/>
-          <w:lang w:val="ru-RU"/>
+          <w:lang w:val="en-US"/>
         </w:rPr>
         <w:tab/>
       </w:r>
@@ -6922,7 +6798,7 @@
           <w:rFonts w:ascii="Times New Roman" w:hAnsi="Times New Roman" w:cs="Times New Roman"/>
           <w:sz w:val="28"/>
           <w:szCs w:val="28"/>
-          <w:lang w:val="ru-RU"/>
+          <w:lang w:val="en-US"/>
         </w:rPr>
         <w:tab/>
         <w:t>…</w:t>
@@ -6932,7 +6808,7 @@
           <w:rFonts w:ascii="Times New Roman" w:hAnsi="Times New Roman" w:cs="Times New Roman"/>
           <w:sz w:val="28"/>
           <w:szCs w:val="28"/>
-          <w:lang w:val="ru-RU"/>
+          <w:lang w:val="en-US"/>
         </w:rPr>
         <w:tab/>
       </w:r>
@@ -6941,7 +6817,7 @@
           <w:rFonts w:ascii="Times New Roman" w:hAnsi="Times New Roman" w:cs="Times New Roman"/>
           <w:sz w:val="28"/>
           <w:szCs w:val="28"/>
-          <w:lang w:val="ru-RU"/>
+          <w:lang w:val="en-US"/>
         </w:rPr>
         <w:tab/>
         <w:t>…</w:t>
@@ -6951,7 +6827,7 @@
           <w:rFonts w:ascii="Times New Roman" w:hAnsi="Times New Roman" w:cs="Times New Roman"/>
           <w:sz w:val="28"/>
           <w:szCs w:val="28"/>
-          <w:lang w:val="ru-RU"/>
+          <w:lang w:val="en-US"/>
         </w:rPr>
         <w:tab/>
       </w:r>
@@ -6960,7 +6836,7 @@
           <w:rFonts w:ascii="Times New Roman" w:hAnsi="Times New Roman" w:cs="Times New Roman"/>
           <w:sz w:val="28"/>
           <w:szCs w:val="28"/>
-          <w:lang w:val="ru-RU"/>
+          <w:lang w:val="en-US"/>
         </w:rPr>
         <w:tab/>
         <w:t>…</w:t>
@@ -6970,7 +6846,7 @@
           <w:rFonts w:ascii="Times New Roman" w:hAnsi="Times New Roman" w:cs="Times New Roman"/>
           <w:sz w:val="28"/>
           <w:szCs w:val="28"/>
-          <w:lang w:val="ru-RU"/>
+          <w:lang w:val="en-US"/>
         </w:rPr>
         <w:tab/>
       </w:r>
@@ -6979,7 +6855,7 @@
           <w:rFonts w:ascii="Times New Roman" w:hAnsi="Times New Roman" w:cs="Times New Roman"/>
           <w:sz w:val="28"/>
           <w:szCs w:val="28"/>
-          <w:lang w:val="ru-RU"/>
+          <w:lang w:val="en-US"/>
         </w:rPr>
         <w:tab/>
         <w:t>…</w:t>
@@ -7041,7 +6917,7 @@
           <w:rFonts w:ascii="Times New Roman" w:hAnsi="Times New Roman" w:cs="Times New Roman"/>
           <w:sz w:val="28"/>
           <w:szCs w:val="28"/>
-          <w:lang w:val="ru-RU"/>
+          <w:lang w:val="en-US"/>
         </w:rPr>
         <w:tab/>
       </w:r>
@@ -7068,7 +6944,7 @@
           <w:rFonts w:ascii="Times New Roman" w:hAnsi="Times New Roman" w:cs="Times New Roman"/>
           <w:sz w:val="28"/>
           <w:szCs w:val="28"/>
-          <w:lang w:val="ru-RU"/>
+          <w:lang w:val="en-US"/>
         </w:rPr>
         <w:tab/>
       </w:r>
@@ -7138,7 +7014,7 @@
           <w:rFonts w:ascii="Times New Roman" w:hAnsi="Times New Roman" w:cs="Times New Roman"/>
           <w:sz w:val="28"/>
           <w:szCs w:val="28"/>
-          <w:lang w:val="ru-RU"/>
+          <w:lang w:val="en-US"/>
         </w:rPr>
         <w:tab/>
       </w:r>
@@ -7165,7 +7041,7 @@
           <w:rFonts w:ascii="Times New Roman" w:hAnsi="Times New Roman" w:cs="Times New Roman"/>
           <w:sz w:val="28"/>
           <w:szCs w:val="28"/>
-          <w:lang w:val="ru-RU"/>
+          <w:lang w:val="en-US"/>
         </w:rPr>
         <w:tab/>
       </w:r>
@@ -7237,7 +7113,7 @@
           <w:rFonts w:ascii="Times New Roman" w:hAnsi="Times New Roman" w:cs="Times New Roman"/>
           <w:sz w:val="28"/>
           <w:szCs w:val="28"/>
-          <w:lang w:val="ru-RU"/>
+          <w:lang w:val="en-US"/>
         </w:rPr>
         <w:tab/>
       </w:r>
@@ -7264,7 +7140,7 @@
           <w:rFonts w:ascii="Times New Roman" w:hAnsi="Times New Roman" w:cs="Times New Roman"/>
           <w:sz w:val="28"/>
           <w:szCs w:val="28"/>
-          <w:lang w:val="ru-RU"/>
+          <w:lang w:val="en-US"/>
         </w:rPr>
         <w:tab/>
       </w:r>
@@ -7334,7 +7210,7 @@
           <w:rFonts w:ascii="Times New Roman" w:hAnsi="Times New Roman" w:cs="Times New Roman"/>
           <w:sz w:val="28"/>
           <w:szCs w:val="28"/>
-          <w:lang w:val="ru-RU"/>
+          <w:lang w:val="en-US"/>
         </w:rPr>
         <w:tab/>
       </w:r>
@@ -7361,7 +7237,7 @@
           <w:rFonts w:ascii="Times New Roman" w:hAnsi="Times New Roman" w:cs="Times New Roman"/>
           <w:sz w:val="28"/>
           <w:szCs w:val="28"/>
-          <w:lang w:val="ru-RU"/>
+          <w:lang w:val="en-US"/>
         </w:rPr>
         <w:tab/>
       </w:r>
@@ -7432,28 +7308,72 @@
           <w:rFonts w:ascii="Times New Roman" w:hAnsi="Times New Roman" w:cs="Times New Roman"/>
           <w:sz w:val="28"/>
           <w:szCs w:val="28"/>
+          <w:lang w:val="en-US"/>
+        </w:rPr>
+        <w:tab/>
+      </w:r>
+      <w:r>
+        <w:rPr>
+          <w:rFonts w:ascii="Times New Roman" w:hAnsi="Times New Roman" w:cs="Times New Roman"/>
+          <w:sz w:val="28"/>
+          <w:szCs w:val="28"/>
+          <w:lang w:val="en-US"/>
+        </w:rPr>
+        <w:t>yes</w:t>
+      </w:r>
+      <w:r>
+        <w:rPr>
+          <w:rFonts w:ascii="Times New Roman" w:hAnsi="Times New Roman" w:cs="Times New Roman"/>
+          <w:sz w:val="28"/>
+          <w:szCs w:val="28"/>
+          <w:lang w:val="en-US"/>
+        </w:rPr>
+        <w:tab/>
+      </w:r>
+      <w:r>
+        <w:rPr>
+          <w:rFonts w:ascii="Times New Roman" w:hAnsi="Times New Roman" w:cs="Times New Roman"/>
+          <w:sz w:val="28"/>
+          <w:szCs w:val="28"/>
+          <w:lang w:val="en-US"/>
+        </w:rPr>
+        <w:tab/>
+      </w:r>
+      <w:proofErr w:type="spellStart"/>
+      <w:r>
+        <w:rPr>
+          <w:rFonts w:ascii="Times New Roman" w:hAnsi="Times New Roman" w:cs="Times New Roman"/>
+          <w:sz w:val="28"/>
+          <w:szCs w:val="28"/>
+          <w:lang w:val="en-US"/>
+        </w:rPr>
+        <w:t>MiddleName</w:t>
+      </w:r>
+      <w:proofErr w:type="spellEnd"/>
+    </w:p>
+    <w:p>
+      <w:pPr>
+        <w:spacing w:line="360" w:lineRule="auto"/>
+        <w:jc w:val="both"/>
+        <w:rPr>
+          <w:rFonts w:ascii="Times New Roman" w:hAnsi="Times New Roman" w:cs="Times New Roman"/>
+          <w:sz w:val="28"/>
+          <w:szCs w:val="28"/>
+          <w:lang w:val="en-US"/>
+        </w:rPr>
+      </w:pPr>
+    </w:p>
+    <w:p>
+      <w:pPr>
+        <w:spacing w:line="360" w:lineRule="auto"/>
+        <w:jc w:val="both"/>
+        <w:rPr>
+          <w:rFonts w:ascii="Times New Roman" w:hAnsi="Times New Roman" w:cs="Times New Roman"/>
+          <w:sz w:val="28"/>
+          <w:szCs w:val="28"/>
           <w:lang w:val="ru-RU"/>
         </w:rPr>
-        <w:tab/>
-      </w:r>
-      <w:r>
-        <w:rPr>
-          <w:rFonts w:ascii="Times New Roman" w:hAnsi="Times New Roman" w:cs="Times New Roman"/>
-          <w:sz w:val="28"/>
-          <w:szCs w:val="28"/>
-          <w:lang w:val="en-US"/>
-        </w:rPr>
-        <w:t>yes</w:t>
-      </w:r>
-      <w:r>
-        <w:rPr>
-          <w:rFonts w:ascii="Times New Roman" w:hAnsi="Times New Roman" w:cs="Times New Roman"/>
-          <w:sz w:val="28"/>
-          <w:szCs w:val="28"/>
-          <w:lang w:val="en-US"/>
-        </w:rPr>
-        <w:tab/>
-      </w:r>
+      </w:pPr>
       <w:r>
         <w:rPr>
           <w:rFonts w:ascii="Times New Roman" w:hAnsi="Times New Roman" w:cs="Times New Roman"/>
@@ -7461,43 +7381,38 @@
           <w:szCs w:val="28"/>
           <w:lang w:val="ru-RU"/>
         </w:rPr>
-        <w:tab/>
-      </w:r>
-      <w:proofErr w:type="spellStart"/>
-      <w:r>
-        <w:rPr>
-          <w:rFonts w:ascii="Times New Roman" w:hAnsi="Times New Roman" w:cs="Times New Roman"/>
-          <w:sz w:val="28"/>
-          <w:szCs w:val="28"/>
-          <w:lang w:val="en-US"/>
-        </w:rPr>
-        <w:t>MiddleName</w:t>
-      </w:r>
-      <w:proofErr w:type="spellEnd"/>
-    </w:p>
-    <w:p>
-      <w:pPr>
-        <w:spacing w:line="360" w:lineRule="auto"/>
-        <w:jc w:val="both"/>
-        <w:rPr>
-          <w:rFonts w:ascii="Times New Roman" w:hAnsi="Times New Roman" w:cs="Times New Roman"/>
-          <w:sz w:val="28"/>
-          <w:szCs w:val="28"/>
-          <w:lang w:val="en-US"/>
-        </w:rPr>
-      </w:pPr>
-    </w:p>
-    <w:p>
-      <w:pPr>
-        <w:spacing w:line="360" w:lineRule="auto"/>
-        <w:jc w:val="both"/>
+        <w:t>В текущей базе данных заданный объект ссылается на следующее:</w:t>
+      </w:r>
+    </w:p>
+    <w:p>
+      <w:pPr>
+        <w:spacing w:line="360" w:lineRule="auto"/>
+        <w:jc w:val="both"/>
+        <w:rPr>
+          <w:rFonts w:ascii="Times New Roman" w:hAnsi="Times New Roman" w:cs="Times New Roman"/>
+          <w:sz w:val="28"/>
+          <w:szCs w:val="28"/>
+          <w:lang w:val="en-US"/>
+        </w:rPr>
+      </w:pPr>
+      <w:r>
         <w:rPr>
           <w:rFonts w:ascii="Times New Roman" w:hAnsi="Times New Roman" w:cs="Times New Roman"/>
           <w:sz w:val="28"/>
           <w:szCs w:val="28"/>
           <w:lang w:val="ru-RU"/>
         </w:rPr>
-      </w:pPr>
+        <w:t>Время</w:t>
+      </w:r>
+      <w:r>
+        <w:rPr>
+          <w:rFonts w:ascii="Times New Roman" w:hAnsi="Times New Roman" w:cs="Times New Roman"/>
+          <w:sz w:val="28"/>
+          <w:szCs w:val="28"/>
+          <w:lang w:val="en-US"/>
+        </w:rPr>
+        <w:t xml:space="preserve"> </w:t>
+      </w:r>
       <w:r>
         <w:rPr>
           <w:rFonts w:ascii="Times New Roman" w:hAnsi="Times New Roman" w:cs="Times New Roman"/>
@@ -7505,28 +7420,16 @@
           <w:szCs w:val="28"/>
           <w:lang w:val="ru-RU"/>
         </w:rPr>
-        <w:t>В текущей базе данных заданный объект ссылается на следующее:</w:t>
-      </w:r>
-    </w:p>
-    <w:p>
-      <w:pPr>
-        <w:spacing w:line="360" w:lineRule="auto"/>
-        <w:jc w:val="both"/>
-        <w:rPr>
-          <w:rFonts w:ascii="Times New Roman" w:hAnsi="Times New Roman" w:cs="Times New Roman"/>
-          <w:sz w:val="28"/>
-          <w:szCs w:val="28"/>
-          <w:lang w:val="ru-RU"/>
-        </w:rPr>
-      </w:pPr>
-      <w:r>
-        <w:rPr>
-          <w:rFonts w:ascii="Times New Roman" w:hAnsi="Times New Roman" w:cs="Times New Roman"/>
-          <w:sz w:val="28"/>
-          <w:szCs w:val="28"/>
-          <w:lang w:val="ru-RU"/>
-        </w:rPr>
-        <w:t>Время выполнения: 2025-10-18T01:36:08.6795913+03:00</w:t>
+        <w:t>выполнения</w:t>
+      </w:r>
+      <w:r>
+        <w:rPr>
+          <w:rFonts w:ascii="Times New Roman" w:hAnsi="Times New Roman" w:cs="Times New Roman"/>
+          <w:sz w:val="28"/>
+          <w:szCs w:val="28"/>
+          <w:lang w:val="en-US"/>
+        </w:rPr>
+        <w:t>: 2025-10-18T01:36:08.6795913+03:00</w:t>
       </w:r>
     </w:p>
     <w:p>
@@ -7539,7 +7442,7 @@
           <w:iCs/>
           <w:sz w:val="28"/>
           <w:szCs w:val="28"/>
-          <w:lang w:val="ru-RU"/>
+          <w:lang w:val="en-US"/>
         </w:rPr>
       </w:pPr>
       <w:r>
@@ -7562,10 +7465,9 @@
           <w:rFonts w:ascii="Times New Roman" w:hAnsi="Times New Roman" w:cs="Times New Roman"/>
           <w:sz w:val="28"/>
           <w:szCs w:val="28"/>
-          <w:lang w:val="ru-RU"/>
-        </w:rPr>
-      </w:pPr>
-      <w:proofErr w:type="spellStart"/>
+          <w:lang w:val="en-US"/>
+        </w:rPr>
+      </w:pPr>
       <w:r>
         <w:rPr>
           <w:rFonts w:ascii="Times New Roman" w:eastAsiaTheme="minorHAnsi" w:hAnsi="Times New Roman" w:cs="Times New Roman"/>
@@ -7573,20 +7475,19 @@
           <w:sz w:val="28"/>
           <w:szCs w:val="28"/>
           <w:highlight w:val="white"/>
-          <w:lang w:val="ru-RU" w:eastAsia="en-US"/>
+          <w:lang w:val="en-US" w:eastAsia="en-US"/>
           <w14:ligatures w14:val="standardContextual"/>
         </w:rPr>
         <w:t>sp_helptext</w:t>
       </w:r>
-      <w:proofErr w:type="spellEnd"/>
-      <w:r>
-        <w:rPr>
-          <w:rFonts w:ascii="Times New Roman" w:eastAsiaTheme="minorHAnsi" w:hAnsi="Times New Roman" w:cs="Times New Roman"/>
-          <w:color w:val="000000"/>
-          <w:sz w:val="28"/>
-          <w:szCs w:val="28"/>
-          <w:highlight w:val="white"/>
-          <w:lang w:val="ru-RU" w:eastAsia="en-US"/>
+      <w:r>
+        <w:rPr>
+          <w:rFonts w:ascii="Times New Roman" w:eastAsiaTheme="minorHAnsi" w:hAnsi="Times New Roman" w:cs="Times New Roman"/>
+          <w:color w:val="000000"/>
+          <w:sz w:val="28"/>
+          <w:szCs w:val="28"/>
+          <w:highlight w:val="white"/>
+          <w:lang w:val="en-US" w:eastAsia="en-US"/>
           <w14:ligatures w14:val="standardContextual"/>
         </w:rPr>
         <w:t xml:space="preserve"> </w:t>
@@ -7598,36 +7499,10 @@
           <w:sz w:val="28"/>
           <w:szCs w:val="28"/>
           <w:highlight w:val="white"/>
-          <w:lang w:val="ru-RU" w:eastAsia="en-US"/>
-          <w14:ligatures w14:val="standardContextual"/>
-        </w:rPr>
-        <w:t>'</w:t>
-      </w:r>
-      <w:proofErr w:type="spellStart"/>
-      <w:r>
-        <w:rPr>
-          <w:rFonts w:ascii="Times New Roman" w:eastAsiaTheme="minorHAnsi" w:hAnsi="Times New Roman" w:cs="Times New Roman"/>
-          <w:color w:val="FF0000"/>
-          <w:sz w:val="28"/>
-          <w:szCs w:val="28"/>
-          <w:highlight w:val="white"/>
-          <w:lang w:val="ru-RU" w:eastAsia="en-US"/>
-          <w14:ligatures w14:val="standardContextual"/>
-        </w:rPr>
-        <w:t>HumanResources.vEmployeeDetails</w:t>
-      </w:r>
-      <w:proofErr w:type="spellEnd"/>
-      <w:r>
-        <w:rPr>
-          <w:rFonts w:ascii="Times New Roman" w:eastAsiaTheme="minorHAnsi" w:hAnsi="Times New Roman" w:cs="Times New Roman"/>
-          <w:color w:val="FF0000"/>
-          <w:sz w:val="28"/>
-          <w:szCs w:val="28"/>
-          <w:highlight w:val="white"/>
-          <w:lang w:val="ru-RU" w:eastAsia="en-US"/>
-          <w14:ligatures w14:val="standardContextual"/>
-        </w:rPr>
-        <w:t>'</w:t>
+          <w:lang w:val="en-US" w:eastAsia="en-US"/>
+          <w14:ligatures w14:val="standardContextual"/>
+        </w:rPr>
+        <w:t>'HumanResources.vEmployeeDetails'</w:t>
       </w:r>
     </w:p>
     <w:p>
@@ -9392,30 +9267,31 @@
           <w:szCs w:val="28"/>
           <w:lang w:val="ru-RU"/>
         </w:rPr>
-        <w:t>Отдельное внимание уделили индексированным представлениям. Был создан уникальный кластерный индекс</w:t>
-      </w:r>
-      <w:r>
+        <w:t>Отдельное внимание уделили индексированным представлениям. Был создан уникальный кластерный индекс.</w:t>
+      </w:r>
+    </w:p>
+    <w:p>
+      <w:pPr>
+        <w:spacing w:line="360" w:lineRule="auto"/>
+        <w:ind w:firstLine="708"/>
+        <w:jc w:val="both"/>
         <w:rPr>
           <w:rFonts w:ascii="Times New Roman" w:hAnsi="Times New Roman" w:cs="Times New Roman"/>
           <w:sz w:val="28"/>
           <w:szCs w:val="28"/>
           <w:lang w:val="ru-RU"/>
         </w:rPr>
-        <w:t>.</w:t>
-      </w:r>
-    </w:p>
-    <w:p>
-      <w:pPr>
-        <w:spacing w:line="360" w:lineRule="auto"/>
-        <w:ind w:firstLine="708"/>
-        <w:jc w:val="both"/>
+      </w:pPr>
+      <w:r>
         <w:rPr>
           <w:rFonts w:ascii="Times New Roman" w:hAnsi="Times New Roman" w:cs="Times New Roman"/>
           <w:sz w:val="28"/>
           <w:szCs w:val="28"/>
           <w:lang w:val="ru-RU"/>
         </w:rPr>
-      </w:pPr>
+        <w:t>Кроме того, были изучены системные функции и хранимые процедуры для анализа метаданных. С их помощью удалось исследовать зависимости объектов базы данных (</w:t>
+      </w:r>
+      <w:proofErr w:type="spellStart"/>
       <w:r>
         <w:rPr>
           <w:rFonts w:ascii="Times New Roman" w:hAnsi="Times New Roman" w:cs="Times New Roman"/>
@@ -9423,7 +9299,17 @@
           <w:szCs w:val="28"/>
           <w:lang w:val="ru-RU"/>
         </w:rPr>
-        <w:t>Кроме того, были изучены системные функции и хранимые процедуры для анализа метаданных. С их помощью удалось исследовать зависимости объектов базы данных (</w:t>
+        <w:t>sp_depends</w:t>
+      </w:r>
+      <w:proofErr w:type="spellEnd"/>
+      <w:r>
+        <w:rPr>
+          <w:rFonts w:ascii="Times New Roman" w:hAnsi="Times New Roman" w:cs="Times New Roman"/>
+          <w:sz w:val="28"/>
+          <w:szCs w:val="28"/>
+          <w:lang w:val="ru-RU"/>
+        </w:rPr>
+        <w:t>) и просмотреть программный код представлений (</w:t>
       </w:r>
       <w:proofErr w:type="spellStart"/>
       <w:r>
@@ -9433,7 +9319,7 @@
           <w:szCs w:val="28"/>
           <w:lang w:val="ru-RU"/>
         </w:rPr>
-        <w:t>sp_depends</w:t>
+        <w:t>sp_helptext</w:t>
       </w:r>
       <w:proofErr w:type="spellEnd"/>
       <w:r>
@@ -9443,45 +9329,7 @@
           <w:szCs w:val="28"/>
           <w:lang w:val="ru-RU"/>
         </w:rPr>
-        <w:t>) и просмотреть программный код представлений (</w:t>
-      </w:r>
-      <w:proofErr w:type="spellStart"/>
-      <w:r>
-        <w:rPr>
-          <w:rFonts w:ascii="Times New Roman" w:hAnsi="Times New Roman" w:cs="Times New Roman"/>
-          <w:sz w:val="28"/>
-          <w:szCs w:val="28"/>
-          <w:lang w:val="ru-RU"/>
-        </w:rPr>
-        <w:t>sp_helptext</w:t>
-      </w:r>
-      <w:proofErr w:type="spellEnd"/>
-      <w:r>
-        <w:rPr>
-          <w:rFonts w:ascii="Times New Roman" w:hAnsi="Times New Roman" w:cs="Times New Roman"/>
-          <w:sz w:val="28"/>
-          <w:szCs w:val="28"/>
-          <w:lang w:val="ru-RU"/>
-        </w:rPr>
-        <w:t>), что дало необходимый опыт для дальнейшей отладки и сопровождения объектов.</w:t>
-      </w:r>
-      <w:r>
-        <w:rPr>
-          <w:rFonts w:ascii="Times New Roman" w:hAnsi="Times New Roman" w:cs="Times New Roman"/>
-          <w:sz w:val="28"/>
-          <w:szCs w:val="28"/>
-          <w:lang w:val="ru-RU"/>
-        </w:rPr>
-        <w:t xml:space="preserve"> </w:t>
-      </w:r>
-      <w:r>
-        <w:rPr>
-          <w:rFonts w:ascii="Times New Roman" w:hAnsi="Times New Roman" w:cs="Times New Roman"/>
-          <w:sz w:val="28"/>
-          <w:szCs w:val="28"/>
-          <w:lang w:val="ru-RU"/>
-        </w:rPr>
-        <w:t xml:space="preserve">В результате была подтверждена корректность созданного представления и работоспособность индексированного варианта. Освоены методы проверки и отладки, </w:t>
+        <w:t xml:space="preserve">), что дало необходимый опыт для дальнейшей отладки и сопровождения объектов. В результате была подтверждена корректность созданного представления и работоспособность индексированного варианта. Освоены методы проверки и отладки, </w:t>
       </w:r>
       <w:r>
         <w:rPr>
@@ -9495,9 +9343,11 @@
       </w:r>
     </w:p>
     <w:sectPr>
+      <w:footerReference w:type="default" r:id="rId9"/>
       <w:pgSz w:w="11906" w:h="16838"/>
       <w:pgMar w:top="1134" w:right="850" w:bottom="1134" w:left="1701" w:header="708" w:footer="708" w:gutter="0"/>
       <w:cols w:space="708"/>
+      <w:titlePg/>
       <w:docGrid w:linePitch="360"/>
     </w:sectPr>
   </w:body>
@@ -9527,6 +9377,51 @@
     </w:p>
   </w:endnote>
 </w:endnotes>
+</file>
+
+<file path=word/footer1.xml><?xml version="1.0" encoding="utf-8"?>
+<w:ftr xmlns:wpc="http://schemas.microsoft.com/office/word/2010/wordprocessingCanvas" xmlns:cx="http://schemas.microsoft.com/office/drawing/2014/chartex" xmlns:cx1="http://schemas.microsoft.com/office/drawing/2015/9/8/chartex" xmlns:cx2="http://schemas.microsoft.com/office/drawing/2015/10/21/chartex" xmlns:cx3="http://schemas.microsoft.com/office/drawing/2016/5/9/chartex" xmlns:cx4="http://schemas.microsoft.com/office/drawing/2016/5/10/chartex" xmlns:cx5="http://schemas.microsoft.com/office/drawing/2016/5/11/chartex" xmlns:cx6="http://schemas.microsoft.com/office/drawing/2016/5/12/chartex" xmlns:cx7="http://schemas.microsoft.com/office/drawing/2016/5/13/chartex" xmlns:cx8="http://schemas.microsoft.com/office/drawing/2016/5/14/chartex" xmlns:mc="http://schemas.openxmlformats.org/markup-compatibility/2006" xmlns:aink="http://schemas.microsoft.com/office/drawing/2016/ink" xmlns:am3d="http://schemas.microsoft.com/office/drawing/2017/model3d" xmlns:o="urn:schemas-microsoft-com:office:office" xmlns:oel="http://schemas.microsoft.com/office/2019/extlst" xmlns:r="http://schemas.openxmlformats.org/officeDocument/2006/relationships" xmlns:m="http://schemas.openxmlformats.org/officeDocument/2006/math" xmlns:v="urn:schemas-microsoft-com:vml" xmlns:wp14="http://schemas.microsoft.com/office/word/2010/wordprocessingDrawing" xmlns:wp="http://schemas.openxmlformats.org/drawingml/2006/wordprocessingDrawing" xmlns:w10="urn:schemas-microsoft-com:office:word" xmlns:w="http://schemas.openxmlformats.org/wordprocessingml/2006/main" xmlns:w14="http://schemas.microsoft.com/office/word/2010/wordml" xmlns:w15="http://schemas.microsoft.com/office/word/2012/wordml" xmlns:w16cex="http://schemas.microsoft.com/office/word/2018/wordml/cex" xmlns:w16cid="http://schemas.microsoft.com/office/word/2016/wordml/cid" xmlns:w16="http://schemas.microsoft.com/office/word/2018/wordml" xmlns:w16du="http://schemas.microsoft.com/office/word/2023/wordml/word16du" xmlns:w16sdtdh="http://schemas.microsoft.com/office/word/2020/wordml/sdtdatahash" xmlns:w16sdtfl="http://schemas.microsoft.com/office/word/2024/wordml/sdtformatlock" xmlns:w16se="http://schemas.microsoft.com/office/word/2015/wordml/symex" xmlns:wpg="http://schemas.microsoft.com/office/word/2010/wordprocessingGroup" xmlns:wpi="http://schemas.microsoft.com/office/word/2010/wordprocessingInk" xmlns:wne="http://schemas.microsoft.com/office/word/2006/wordml" xmlns:wps="http://schemas.microsoft.com/office/word/2010/wordprocessingShape" mc:Ignorable="w14 w15 w16se w16cid w16 w16cex w16sdtdh w16sdtfl w16du wp14">
+  <w:sdt>
+    <w:sdtPr>
+      <w:id w:val="133459657"/>
+      <w:docPartObj>
+        <w:docPartGallery w:val="Page Numbers (Bottom of Page)"/>
+        <w:docPartUnique/>
+      </w:docPartObj>
+    </w:sdtPr>
+    <w:sdtContent>
+      <w:p>
+        <w:pPr>
+          <w:pStyle w:val="af0"/>
+          <w:jc w:val="center"/>
+        </w:pPr>
+        <w:r>
+          <w:fldChar w:fldCharType="begin"/>
+        </w:r>
+        <w:r>
+          <w:instrText>PAGE   \* MERGEFORMAT</w:instrText>
+        </w:r>
+        <w:r>
+          <w:fldChar w:fldCharType="separate"/>
+        </w:r>
+        <w:r>
+          <w:rPr>
+            <w:lang w:val="ru-RU"/>
+          </w:rPr>
+          <w:t>2</w:t>
+        </w:r>
+        <w:r>
+          <w:fldChar w:fldCharType="end"/>
+        </w:r>
+      </w:p>
+    </w:sdtContent>
+  </w:sdt>
+  <w:p>
+    <w:pPr>
+      <w:pStyle w:val="af0"/>
+    </w:pPr>
+  </w:p>
+</w:ftr>
 </file>
 
 <file path=word/footnotes.xml><?xml version="1.0" encoding="utf-8"?>
